--- a/landing-page/program-detail/girne-american-university/executive-mba/15-emba-in-digital-marketing.docx
+++ b/landing-page/program-detail/girne-american-university/executive-mba/15-emba-in-digital-marketing.docx
@@ -336,7 +336,7 @@
     </w:p>
     <w:p>
       <w:r>
-        <w:t>At executive level, digital marketing stops being about channels and becomes about systems: how data informs spend, how brands stay coherent across platforms that disagree, and how teams get managed when half the discipline changes every year. This Executive MBA works at that altitude. The executive core covers strategy, finance, human capital, and operations, then the coursework turns to the digital side of the discipline: channel strategy, analytics and measurement, brand building in platform economies, and leading marketing organizations through constant technical change.</w:t>
+        <w:t>At executive level, digital marketing stops being about channels and becomes about systems: how data informs spend, how brands stay coherent across platforms that disagree, and how teams get managed when half the discipline changes every year. This Executive MBA works at that altitude. The executive core covers strategy, finance, human capital, and operations, then the coursework turns to the digital side of the discipline: channel strategy, analytics and measurement, brand building in platform economies, and leading marketing organisations through constant technical change.</w:t>
       </w:r>
     </w:p>
     <w:p>
@@ -682,7 +682,7 @@
         <w:pStyle w:val="ListBullet"/>
       </w:pPr>
       <w:r>
-        <w:t>Leadership case work across digital and e-commerce organizations</w:t>
+        <w:t>Leadership case work across digital and e-commerce organisations</w:t>
       </w:r>
     </w:p>
     <w:p>
@@ -699,7 +699,7 @@
         <w:pStyle w:val="ListBullet"/>
       </w:pPr>
       <w:r>
-        <w:t>A supervised investigation of a digital marketing question, often drawn from the participant's own organization</w:t>
+        <w:t>A supervised investigation of a digital marketing question, often drawn from the participant's own organisation</w:t>
       </w:r>
     </w:p>
     <w:p>
@@ -914,7 +914,7 @@
     </w:p>
     <w:p>
       <w:r>
-        <w:t>Fully online, no visa, no career break. UAE digital advertising was worth USD 2.29 billion in 2025 and is forecast to reach USD 5.35 billion by 2031, and you can study from inside it.</w:t>
+        <w:t>Fully online, no visa, no career break. Advertising budgets across the UAE keep shifting toward digital, and you can study from inside the market they are building.</w:t>
       </w:r>
     </w:p>
     <w:p>
@@ -953,7 +953,7 @@
     </w:p>
     <w:p>
       <w:r>
-        <w:t>Taggd's 2026 GCC study reports nine in ten employers struggling to find qualified candidates, and data-literate marketing leaders are the scarcest version.</w:t>
+        <w:t>Across the Gulf, employers keep reporting shortages of qualified candidates, and data-literate marketing leaders are the scarcest version.</w:t>
       </w:r>
     </w:p>
     <w:p>

--- a/landing-page/program-detail/girne-american-university/executive-mba/15-emba-in-digital-marketing.docx
+++ b/landing-page/program-detail/girne-american-university/executive-mba/15-emba-in-digital-marketing.docx
@@ -38,7 +38,7 @@
         <w:t xml:space="preserve">Meta Description: </w:t>
       </w:r>
       <w:r>
-        <w:t>12 to 18-month Executive MBA in Digital Marketing from Girne American University. Online senior cohort, AED instalments. Enquire now.</w:t>
+        <w:t>12 to 18-month Executive MBA in Digital Marketing from Girne American University. Online senior cohort, AED installments. Enquire now.</w:t>
       </w:r>
     </w:p>
     <w:p>
@@ -126,7 +126,7 @@
         <w:pStyle w:val="Heading2"/>
       </w:pPr>
       <w:r>
-        <w:t>Programme at a Glance</w:t>
+        <w:t>Program At A Glance</w:t>
       </w:r>
     </w:p>
     <w:tbl>
@@ -331,12 +331,12 @@
         <w:pStyle w:val="Heading2"/>
       </w:pPr>
       <w:r>
-        <w:t>Programme Overview</w:t>
+        <w:t>Program Overview</w:t>
       </w:r>
     </w:p>
     <w:p>
       <w:r>
-        <w:t>At executive level, digital marketing stops being about channels and becomes about systems: how data informs spend, how brands stay coherent across platforms that disagree, and how teams get managed when half the discipline changes every year. This Executive MBA works at that altitude. The executive core covers strategy, finance, human capital, and operations, then the coursework turns to the digital side of the discipline: channel strategy, analytics and measurement, brand building in platform economies, and leading marketing organisations through constant technical change.</w:t>
+        <w:t>At executive level, digital marketing stops being about channels and becomes about systems: how data informs spend, how brands stay coherent across platforms that disagree, and how teams get managed when half the discipline changes every year. This Executive MBA works at that altitude. The executive core covers strategy, finance, human capital, and operations, then the coursework turns to the digital side of the discipline: channel strategy, analytics and measurement, brand building in platform economies, and leading marketing organizations through constant technical change.</w:t>
       </w:r>
     </w:p>
     <w:p>
@@ -349,7 +349,7 @@
         <w:pStyle w:val="Heading2"/>
       </w:pPr>
       <w:r>
-        <w:t>Why Choose This Programme</w:t>
+        <w:t>Why Choose This Program</w:t>
       </w:r>
     </w:p>
     <w:p>
@@ -383,12 +383,12 @@
         <w:rPr>
           <w:b/>
         </w:rPr>
-        <w:t>Eighteen months at the outside</w:t>
+        <w:t>18 months at the outside</w:t>
       </w:r>
     </w:p>
     <w:p>
       <w:r>
-        <w:t>Marketing leaders cannot step away for two years. Twelve to eighteen months, executive-scheduled, is the realistic version.</w:t>
+        <w:t>Marketing leaders cannot step away for 2 years. 12 to 18 months, executive-scheduled, is the realistic version.</w:t>
       </w:r>
     </w:p>
     <w:p>
@@ -409,12 +409,12 @@
         <w:rPr>
           <w:b/>
         </w:rPr>
-        <w:t>Instalments in dirhams</w:t>
+        <w:t>Installments in dirhams</w:t>
       </w:r>
     </w:p>
     <w:p>
       <w:r>
-        <w:t>Monthly AED payments, interest-free, agreed in writing before the programme starts.</w:t>
+        <w:t>Monthly AED payments, interest-free, agreed in writing before the program starts.</w:t>
       </w:r>
     </w:p>
     <w:p>
@@ -606,7 +606,7 @@
         <w:pStyle w:val="Heading2"/>
       </w:pPr>
       <w:r>
-        <w:t>Programme Structure</w:t>
+        <w:t>Program Structure</w:t>
       </w:r>
     </w:p>
     <w:p>
@@ -682,7 +682,7 @@
         <w:pStyle w:val="ListBullet"/>
       </w:pPr>
       <w:r>
-        <w:t>Leadership case work across digital and e-commerce organisations</w:t>
+        <w:t>Leadership case work across digital and e-commerce organizations</w:t>
       </w:r>
     </w:p>
     <w:p>
@@ -699,7 +699,7 @@
         <w:pStyle w:val="ListBullet"/>
       </w:pPr>
       <w:r>
-        <w:t>A supervised investigation of a digital marketing question, often drawn from the participant's own organisation</w:t>
+        <w:t>A supervised investigation of a digital marketing question, often drawn from the participant's own organization</w:t>
       </w:r>
     </w:p>
     <w:p>
@@ -745,7 +745,7 @@
               <w:rPr>
                 <w:sz w:val="20"/>
               </w:rPr>
-              <w:t>One success coach from enrolment to graduation</w:t>
+              <w:t>One success coach from enrollment to graduation</w:t>
             </w:r>
           </w:p>
         </w:tc>
@@ -819,7 +819,7 @@
                 <w:b/>
                 <w:sz w:val="20"/>
               </w:rPr>
-              <w:t>Affordable instalments</w:t>
+              <w:t>Affordable installments</w:t>
             </w:r>
           </w:p>
         </w:tc>
@@ -890,7 +890,7 @@
               <w:rPr>
                 <w:sz w:val="20"/>
               </w:rPr>
-              <w:t>Enrolment done with you, one step at a time</w:t>
+              <w:t>Enrollment done with you, one step at a time</w:t>
             </w:r>
           </w:p>
         </w:tc>
@@ -961,7 +961,7 @@
         <w:rPr>
           <w:b/>
         </w:rPr>
-        <w:t>Eighteen months suits launch calendars</w:t>
+        <w:t>18 months suits launch calendars</w:t>
       </w:r>
     </w:p>
     <w:p>
@@ -1070,7 +1070,7 @@
                 <w:b/>
                 <w:sz w:val="20"/>
               </w:rPr>
-              <w:t>Monthly Instalments</w:t>
+              <w:t>Monthly Installments</w:t>
             </w:r>
           </w:p>
         </w:tc>
@@ -1155,7 +1155,7 @@
         <w:t xml:space="preserve">Request the fee structure: </w:t>
       </w:r>
       <w:r>
-        <w:t>Fees depend on the intake and your admission profile, so no fixed figure sits here. Admissions sends the personal breakdown in writing, free and without obligation. Across our Master's programmes, totals usually land between AED 16,000 and 40,000.</w:t>
+        <w:t>Fees depend on the intake and your admission profile, so no fixed figure sits here. Admissions sends the personal breakdown in writing, free and without obligation. Across our Master's programs, totals usually land between AED 16,000 and 40,000.</w:t>
       </w:r>
     </w:p>
     <w:sectPr>
